--- a/fuentes/633400_CF07_CFA.docx
+++ b/fuentes/633400_CF07_CFA.docx
@@ -1,6 +1,6 @@
 
 <file path=word/document.xml><?xml version="1.0" encoding="utf-8"?>
-<w:document xmlns:wpc="http://schemas.microsoft.com/office/word/2010/wordprocessingCanvas" xmlns:cx="http://schemas.microsoft.com/office/drawing/2014/chartex" xmlns:cx1="http://schemas.microsoft.com/office/drawing/2015/9/8/chartex" xmlns:cx2="http://schemas.microsoft.com/office/drawing/2015/10/21/chartex" xmlns:cx3="http://schemas.microsoft.com/office/drawing/2016/5/9/chartex" xmlns:cx4="http://schemas.microsoft.com/office/drawing/2016/5/10/chartex" xmlns:cx5="http://schemas.microsoft.com/office/drawing/2016/5/11/chartex" xmlns:cx6="http://schemas.microsoft.com/office/drawing/2016/5/12/chartex" xmlns:cx7="http://schemas.microsoft.com/office/drawing/2016/5/13/chartex" xmlns:cx8="http://schemas.microsoft.com/office/drawing/2016/5/14/chartex" xmlns:mc="http://schemas.openxmlformats.org/markup-compatibility/2006" xmlns:aink="http://schemas.microsoft.com/office/drawing/2016/ink" xmlns:am3d="http://schemas.microsoft.com/office/drawing/2017/model3d" xmlns:o="urn:schemas-microsoft-com:office:office" xmlns:r="http://schemas.openxmlformats.org/officeDocument/2006/relationships" xmlns:m="http://schemas.openxmlformats.org/officeDocument/2006/math" xmlns:v="urn:schemas-microsoft-com:vml" xmlns:wp14="http://schemas.microsoft.com/office/word/2010/wordprocessingDrawing" xmlns:wp="http://schemas.openxmlformats.org/drawingml/2006/wordprocessingDrawing" xmlns:w10="urn:schemas-microsoft-com:office:word" xmlns:w="http://schemas.openxmlformats.org/wordprocessingml/2006/main" xmlns:w14="http://schemas.microsoft.com/office/word/2010/wordml" xmlns:w15="http://schemas.microsoft.com/office/word/2012/wordml" xmlns:w16cex="http://schemas.microsoft.com/office/word/2018/wordml/cex" xmlns:w16cid="http://schemas.microsoft.com/office/word/2016/wordml/cid" xmlns:w16="http://schemas.microsoft.com/office/word/2018/wordml" xmlns:w16sdtdh="http://schemas.microsoft.com/office/word/2020/wordml/sdtdatahash" xmlns:w16se="http://schemas.microsoft.com/office/word/2015/wordml/symex" xmlns:wpg="http://schemas.microsoft.com/office/word/2010/wordprocessingGroup" xmlns:wpi="http://schemas.microsoft.com/office/word/2010/wordprocessingInk" xmlns:wne="http://schemas.microsoft.com/office/word/2006/wordml" xmlns:wps="http://schemas.microsoft.com/office/word/2010/wordprocessingShape" mc:Ignorable="w14 w15 w16se w16cid w16 w16cex w16sdtdh wp14">
+<w:document xmlns:wpc="http://schemas.microsoft.com/office/word/2010/wordprocessingCanvas" xmlns:cx="http://schemas.microsoft.com/office/drawing/2014/chartex" xmlns:cx1="http://schemas.microsoft.com/office/drawing/2015/9/8/chartex" xmlns:cx2="http://schemas.microsoft.com/office/drawing/2015/10/21/chartex" xmlns:cx3="http://schemas.microsoft.com/office/drawing/2016/5/9/chartex" xmlns:cx4="http://schemas.microsoft.com/office/drawing/2016/5/10/chartex" xmlns:cx5="http://schemas.microsoft.com/office/drawing/2016/5/11/chartex" xmlns:cx6="http://schemas.microsoft.com/office/drawing/2016/5/12/chartex" xmlns:cx7="http://schemas.microsoft.com/office/drawing/2016/5/13/chartex" xmlns:cx8="http://schemas.microsoft.com/office/drawing/2016/5/14/chartex" xmlns:mc="http://schemas.openxmlformats.org/markup-compatibility/2006" xmlns:m="http://schemas.openxmlformats.org/officeDocument/2006/math" xmlns:aink="http://schemas.microsoft.com/office/drawing/2016/ink" xmlns:am3d="http://schemas.microsoft.com/office/drawing/2017/model3d" xmlns:oel="http://schemas.microsoft.com/office/2019/extlst" xmlns:r="http://schemas.openxmlformats.org/officeDocument/2006/relationships" xmlns:wp14="http://schemas.microsoft.com/office/word/2010/wordprocessingDrawing" xmlns:wp="http://schemas.openxmlformats.org/drawingml/2006/wordprocessingDrawing" xmlns:wpg="http://schemas.microsoft.com/office/word/2010/wordprocessingGroup" xmlns:wpi="http://schemas.microsoft.com/office/word/2010/wordprocessingInk" xmlns:wps="http://schemas.microsoft.com/office/word/2010/wordprocessingShape" xmlns:o="urn:schemas-microsoft-com:office:office" xmlns:v="urn:schemas-microsoft-com:vml" xmlns:w10="urn:schemas-microsoft-com:office:word" xmlns:w="http://schemas.openxmlformats.org/wordprocessingml/2006/main" xmlns:w14="http://schemas.microsoft.com/office/word/2010/wordml" xmlns:w15="http://schemas.microsoft.com/office/word/2012/wordml" xmlns:w16cex="http://schemas.microsoft.com/office/word/2018/wordml/cex" xmlns:w16cid="http://schemas.microsoft.com/office/word/2016/wordml/cid" xmlns:w16="http://schemas.microsoft.com/office/word/2018/wordml" xmlns:w16sdtdh="http://schemas.microsoft.com/office/word/2020/wordml/sdtdatahash" xmlns:w16sdtfl="http://schemas.microsoft.com/office/word/2024/wordml/sdtformatlock" xmlns:w16se="http://schemas.microsoft.com/office/word/2015/wordml/symex" xmlns:w16du="http://schemas.microsoft.com/office/word/2023/wordml/word16du" xmlns:wne="http://schemas.microsoft.com/office/word/2006/wordml" mc:Ignorable="w14 w15 w16se w16cid w16 w16cex w16sdtdh w16sdtfl w16du wp14">
   <w:body>
     <w:p>
       <w:pPr>
@@ -3054,12 +3054,14 @@
       <w:r>
         <w:t xml:space="preserve">Es el cliente que se aloja en un establecimiento de servicio de alojamiento (hotel, apartahotel, posada, etc.); la palabra viene del latín </w:t>
       </w:r>
+      <w:proofErr w:type="spellStart"/>
       <w:r>
         <w:rPr>
           <w:rStyle w:val="Extranjerismo"/>
         </w:rPr>
         <w:t>hospes</w:t>
       </w:r>
+      <w:proofErr w:type="spellEnd"/>
       <w:r>
         <w:t>.</w:t>
       </w:r>
@@ -3597,7 +3599,15 @@
         <w:ind w:left="1416" w:firstLine="1"/>
       </w:pPr>
       <w:r>
-        <w:t>Con estos clientes siempre es importante recurrir a los históricos del PMS (</w:t>
+        <w:t xml:space="preserve">Con estos clientes siempre es importante recurrir a los históricos del </w:t>
+      </w:r>
+      <w:proofErr w:type="spellStart"/>
+      <w:r>
+        <w:t>PMS</w:t>
+      </w:r>
+      <w:proofErr w:type="spellEnd"/>
+      <w:r>
+        <w:t xml:space="preserve"> (</w:t>
       </w:r>
       <w:r>
         <w:rPr>
@@ -3683,7 +3693,13 @@
       </w:pPr>
       <w:r>
         <w:lastRenderedPageBreak/>
-        <w:t>Estos son personas que por su labor o por alguna circunstancia específica escogen vivir en el hotel. Aquí las estadías superan los 30 días continuos, alcanzando varios meses o hasta años.</w:t>
+        <w:t>Est</w:t>
+      </w:r>
+      <w:r>
+        <w:t>a</w:t>
+      </w:r>
+      <w:r>
+        <w:t>s son personas que por su labor o por alguna circunstancia específica escogen vivir en el hotel. Aquí las estadías superan los 30 días continuos, alcanzando varios meses o hasta años.</w:t>
       </w:r>
     </w:p>
     <w:p>
@@ -3943,7 +3959,15 @@
         </w:numPr>
       </w:pPr>
       <w:r>
-        <w:t>Recibir y gestionar las peticiones, quejas, reclamos y sugerencias (PQRS) de los huéspedes.</w:t>
+        <w:t>Recibir y gestionar las peticiones, quejas, reclamos y sugerencias (</w:t>
+      </w:r>
+      <w:proofErr w:type="spellStart"/>
+      <w:r>
+        <w:t>PQRS</w:t>
+      </w:r>
+      <w:proofErr w:type="spellEnd"/>
+      <w:r>
+        <w:t>) de los huéspedes.</w:t>
       </w:r>
     </w:p>
     <w:p>
@@ -4021,15 +4045,41 @@
       <w:r>
         <w:t xml:space="preserve"> de gestión hotelera </w:t>
       </w:r>
+      <w:proofErr w:type="spellStart"/>
       <w:r>
         <w:rPr>
           <w:rStyle w:val="Extranjerismo"/>
           <w:lang w:val="es-CO"/>
         </w:rPr>
-        <w:t>Property Management System</w:t>
-      </w:r>
-      <w:r>
-        <w:t xml:space="preserve"> (PMS).</w:t>
+        <w:t>Property</w:t>
+      </w:r>
+      <w:proofErr w:type="spellEnd"/>
+      <w:r>
+        <w:rPr>
+          <w:rStyle w:val="Extranjerismo"/>
+          <w:lang w:val="es-CO"/>
+        </w:rPr>
+        <w:t xml:space="preserve"> Management </w:t>
+      </w:r>
+      <w:proofErr w:type="spellStart"/>
+      <w:r>
+        <w:rPr>
+          <w:rStyle w:val="Extranjerismo"/>
+          <w:lang w:val="es-CO"/>
+        </w:rPr>
+        <w:t>System</w:t>
+      </w:r>
+      <w:proofErr w:type="spellEnd"/>
+      <w:r>
+        <w:t xml:space="preserve"> (</w:t>
+      </w:r>
+      <w:proofErr w:type="spellStart"/>
+      <w:r>
+        <w:t>PMS</w:t>
+      </w:r>
+      <w:proofErr w:type="spellEnd"/>
+      <w:r>
+        <w:t>).</w:t>
       </w:r>
     </w:p>
     <w:p>
@@ -4202,6 +4252,9 @@
       <w:r>
         <w:t>Es así que, para desarrollar la función de recepcionista, se requiere cumplir con unos requisitos para garantizar el cumplimiento satisfactorio de las actividades. Se consideran el nivel de estudios, experiencia, conocimientos, aptitudes y características específicas en su personalidad, considerando también valores éticos y morales</w:t>
       </w:r>
+      <w:r>
+        <w:t>.</w:t>
+      </w:r>
     </w:p>
     <w:p>
       <w:r>
@@ -4267,7 +4320,7 @@
     </w:p>
     <w:p>
       <w:r>
-        <w:t>Los gerentes de recepción deben participar activamente en la recopilación de información de interés para los huéspedes. También deben estar activos en el desarrollo de procedimientos para que el área de recepción comunique esta información efectivamente. Las relaciones que el gerente de recepción desarrolla con los otros directores de departamento y sus empleados son vitales para recopilar esta información. (Bard</w:t>
+        <w:t>Los gerentes de recepción deben participar activamente en la recopilación de información de interés para los huéspedes. También deben estar activos en el desarrollo de procedimientos para que el área de recepción comunique esta información efectivamente. Las relaciones que el gerente de recepción desarrolla con los otros directores de departamento y sus empleados son vitales para recopilar esta información (Bard</w:t>
       </w:r>
       <w:r>
         <w:t>i</w:t>
@@ -4456,15 +4509,41 @@
       <w:r>
         <w:t xml:space="preserve"> El establecimiento que no cuente con un sistema de gestión hotelera </w:t>
       </w:r>
+      <w:proofErr w:type="spellStart"/>
       <w:r>
         <w:rPr>
           <w:rStyle w:val="Extranjerismo"/>
           <w:lang w:val="es-CO"/>
         </w:rPr>
-        <w:t>Property Management System</w:t>
-      </w:r>
-      <w:r>
-        <w:t xml:space="preserve"> (PMS) debe utilizar una metodología manual organizada, lo cual permitirá encontrar la información necesaria para atender de manera eficaz a los huéspedes.</w:t>
+        <w:t>Property</w:t>
+      </w:r>
+      <w:proofErr w:type="spellEnd"/>
+      <w:r>
+        <w:rPr>
+          <w:rStyle w:val="Extranjerismo"/>
+          <w:lang w:val="es-CO"/>
+        </w:rPr>
+        <w:t xml:space="preserve"> Management </w:t>
+      </w:r>
+      <w:proofErr w:type="spellStart"/>
+      <w:r>
+        <w:rPr>
+          <w:rStyle w:val="Extranjerismo"/>
+          <w:lang w:val="es-CO"/>
+        </w:rPr>
+        <w:t>System</w:t>
+      </w:r>
+      <w:proofErr w:type="spellEnd"/>
+      <w:r>
+        <w:t xml:space="preserve"> (</w:t>
+      </w:r>
+      <w:proofErr w:type="spellStart"/>
+      <w:r>
+        <w:t>PMS</w:t>
+      </w:r>
+      <w:proofErr w:type="spellEnd"/>
+      <w:r>
+        <w:t>) debe utilizar una metodología manual organizada, lo cual permitirá encontrar la información necesaria para atender de manera eficaz a los huéspedes.</w:t>
       </w:r>
     </w:p>
     <w:p>
@@ -5135,13 +5214,13 @@
         <w:rPr>
           <w:lang w:val="es-419" w:eastAsia="es-CO"/>
         </w:rPr>
-        <w:t>Nota. Tomada de EzeeFrontDesk (s.f)</w:t>
-      </w:r>
-      <w:r>
-        <w:rPr>
-          <w:lang w:val="es-419" w:eastAsia="es-CO"/>
-        </w:rPr>
-        <w:t>.</w:t>
+        <w:t xml:space="preserve">Nota. Tomada de EzeeFrontDesk </w:t>
+      </w:r>
+      <w:r>
+        <w:rPr>
+          <w:lang w:val="es-419" w:eastAsia="es-CO"/>
+        </w:rPr>
+        <w:t>(s. f.)</w:t>
       </w:r>
     </w:p>
     <w:p>
@@ -5441,7 +5520,23 @@
         <w:t>N</w:t>
       </w:r>
       <w:r>
-        <w:t>ota. Tomada de EzeeFrontDesk (s.f)</w:t>
+        <w:t xml:space="preserve">ota. Tomada de </w:t>
+      </w:r>
+      <w:proofErr w:type="spellStart"/>
+      <w:r>
+        <w:t>EzeeFrontDesk</w:t>
+      </w:r>
+      <w:proofErr w:type="spellEnd"/>
+      <w:r>
+        <w:t xml:space="preserve"> (</w:t>
+      </w:r>
+      <w:proofErr w:type="spellStart"/>
+      <w:r>
+        <w:t>s.f</w:t>
+      </w:r>
+      <w:proofErr w:type="spellEnd"/>
+      <w:r>
+        <w:t>)</w:t>
       </w:r>
       <w:r>
         <w:t>.</w:t>
@@ -5587,7 +5682,19 @@
         <w:rPr>
           <w:lang w:val="es-419" w:eastAsia="es-CO"/>
         </w:rPr>
-        <w:t>Cuantos huéspedes se encuentran en el hotel.</w:t>
+        <w:t>Cuántos</w:t>
+      </w:r>
+      <w:r>
+        <w:rPr>
+          <w:lang w:val="es-419" w:eastAsia="es-CO"/>
+        </w:rPr>
+        <w:t xml:space="preserve"> </w:t>
+      </w:r>
+      <w:r>
+        <w:rPr>
+          <w:lang w:val="es-419" w:eastAsia="es-CO"/>
+        </w:rPr>
+        <w:t>huéspedes se encuentran en el hotel.</w:t>
       </w:r>
     </w:p>
     <w:p>
@@ -7627,7 +7734,23 @@
         <w:t xml:space="preserve">. </w:t>
       </w:r>
       <w:r>
-        <w:t>Los sistemas PMS modernos permiten realizar el registro de manera remota, es decir, sin presencia física del huésped en la recepción. Para esto, el hotel dispone de una aplicación sincronizada con el PMS, a través de la cual se captura la información del huésped y se verifica su identidad de manera biométrica: se toma una fotografía del documento de identidad o pasaporte con un teléfono inteligente (</w:t>
+        <w:t xml:space="preserve">Los sistemas </w:t>
+      </w:r>
+      <w:proofErr w:type="spellStart"/>
+      <w:r>
+        <w:t>PMS</w:t>
+      </w:r>
+      <w:proofErr w:type="spellEnd"/>
+      <w:r>
+        <w:t xml:space="preserve"> modernos permiten realizar el registro de manera remota, es decir, sin presencia física del huésped en la recepción. Para esto, el hotel dispone de una aplicación sincronizada con el </w:t>
+      </w:r>
+      <w:proofErr w:type="spellStart"/>
+      <w:r>
+        <w:t>PMS</w:t>
+      </w:r>
+      <w:proofErr w:type="spellEnd"/>
+      <w:r>
+        <w:t>, a través de la cual se captura la información del huésped y se verifica su identidad de manera biométrica: se toma una fotografía del documento de identidad o pasaporte con un teléfono inteligente (</w:t>
       </w:r>
       <w:r>
         <w:rPr>
@@ -7865,12 +7988,14 @@
             <w:r>
               <w:t xml:space="preserve">Una bienvenida amable, acompañada de un protocolo de servicio adecuado, es esencial para establecer un ambiente de confianza y </w:t>
             </w:r>
+            <w:proofErr w:type="spellStart"/>
             <w:r>
               <w:rPr>
                 <w:rStyle w:val="Extranjerismo"/>
               </w:rPr>
               <w:t>confort</w:t>
             </w:r>
+            <w:proofErr w:type="spellEnd"/>
             <w:r>
               <w:t xml:space="preserve"> desde el primer momento. El diligenciamiento de la tarjeta hotelera permite recolectar información importante para garantizar el control, la seguridad y una atención personalizada durante la estadía.</w:t>
             </w:r>
@@ -8155,7 +8280,15 @@
               <w:t>: e</w:t>
             </w:r>
             <w:r>
-              <w:t>n esos casos se exige autorización autenticada del padre o madre ausente. Esto no es un trámite opcional: hace parte de la política de protección contra la explotación sexual comercial de niños, niñas y adolescentes, conocida como ESCNNA, respaldada por la Ley 679 de 2001 y la Ley 1336 de 2009.</w:t>
+              <w:t xml:space="preserve">n esos casos se exige autorización autenticada del padre o madre ausente. Esto no es un trámite opcional: hace parte de la política de protección contra la explotación sexual comercial de niños, niñas y adolescentes, conocida como </w:t>
+            </w:r>
+            <w:proofErr w:type="spellStart"/>
+            <w:r>
+              <w:t>ESCNNA</w:t>
+            </w:r>
+            <w:proofErr w:type="spellEnd"/>
+            <w:r>
+              <w:t>, respaldada por la Ley 679 de 2001 y la Ley 1336 de 2009.</w:t>
             </w:r>
           </w:p>
           <w:p>
@@ -8245,7 +8378,15 @@
               <w:t>: f</w:t>
             </w:r>
             <w:r>
-              <w:t>inalmente, el ingreso queda registrado en el sistema de gestión hotelera o PMS, permitiendo que áreas como recepción, ama de llaves, mantenimiento, alimentos y bebidas y seguridad conozcan el estado actualizado de ocupación del establecimiento.</w:t>
+              <w:t xml:space="preserve">inalmente, el ingreso queda registrado en el sistema de gestión hotelera o </w:t>
+            </w:r>
+            <w:proofErr w:type="spellStart"/>
+            <w:r>
+              <w:t>PMS</w:t>
+            </w:r>
+            <w:proofErr w:type="spellEnd"/>
+            <w:r>
+              <w:t>, permitiendo que áreas como recepción, ama de llaves, mantenimiento, alimentos y bebidas y seguridad conozcan el estado actualizado de ocupación del establecimiento.</w:t>
             </w:r>
           </w:p>
           <w:p>
@@ -8418,7 +8559,19 @@
         <w:rPr>
           <w:lang w:val="es-419" w:eastAsia="es-CO"/>
         </w:rPr>
-        <w:t>) se debe considerar la Norma Técnica Sectorial Hotelera NTSH 003, que establece los requisitos de competencia laboral para el cargo de recepcionista de establecimiento de alojamiento y hospedaje. En el material complementario se encuentra el enlace para ampliar la información sobre esta norma.</w:t>
+        <w:t xml:space="preserve">) se debe considerar la Norma Técnica Sectorial Hotelera NTSH 003, que establece los requisitos de competencia laboral para el cargo de recepcionista de establecimiento de alojamiento y hospedaje. </w:t>
+      </w:r>
+      <w:r>
+        <w:rPr>
+          <w:lang w:val="es-419" w:eastAsia="es-CO"/>
+        </w:rPr>
+        <w:t>Puede ampliar esta información consultando la norma  (NTSH 003) en la carpeta de anexos</w:t>
+      </w:r>
+      <w:r>
+        <w:rPr>
+          <w:lang w:val="es-419" w:eastAsia="es-CO"/>
+        </w:rPr>
+        <w:t>.</w:t>
       </w:r>
     </w:p>
     <w:p>
@@ -8433,7 +8586,23 @@
     </w:p>
     <w:p>
       <w:r>
-        <w:t>La Explotación Sexual Comercial de Niñas, Niños y Adolescentes (ESCNNA) en el contexto de viajes y turismo está tipificada como delito en Colombia. El artículo 219 del Código Penal colombiano, sobre turismo sexual, establece que quien dirija, organice o promueva actividades turísticas que incluyan la utilización sexual de personas menores de 18 años incurrirá en prisión de cuatro (4) a ocho (8) años. Las penas para delitos relacionados con ESCNNA pueden llegar hasta 30 años de prisión dependiendo de la gravedad y las circunstancias del caso (Ley 679 de 2001 y Ley 1336 de 2009).</w:t>
+        <w:t>La Explotación Sexual Comercial de Niñas, Niños y Adolescentes (</w:t>
+      </w:r>
+      <w:proofErr w:type="spellStart"/>
+      <w:r>
+        <w:t>ESCNNA</w:t>
+      </w:r>
+      <w:proofErr w:type="spellEnd"/>
+      <w:r>
+        <w:t xml:space="preserve">) en el contexto de viajes y turismo está tipificada como delito en Colombia. El artículo 219 del Código Penal colombiano, sobre turismo sexual, establece que quien dirija, organice o promueva actividades turísticas que incluyan la utilización sexual de personas menores de 18 años incurrirá en prisión de cuatro (4) a ocho (8) años. Las penas para delitos relacionados con </w:t>
+      </w:r>
+      <w:proofErr w:type="spellStart"/>
+      <w:r>
+        <w:t>ESCNNA</w:t>
+      </w:r>
+      <w:proofErr w:type="spellEnd"/>
+      <w:r>
+        <w:t xml:space="preserve"> pueden llegar hasta 30 años de prisión dependiendo de la gravedad y las circunstancias del caso (Ley 679 de 2001 y Ley 1336 de 2009).</w:t>
       </w:r>
     </w:p>
     <w:p>
@@ -8442,17 +8611,41 @@
       </w:r>
       <w:r>
         <w:lastRenderedPageBreak/>
-        <w:t>utilización y explotación sexual de niñas, niños y adolescentes. Adicionalmente, el Ministerio de Comercio, Industria y Turismo exige la adhesión a estos códigos de conducta como requisito para la inscripción en el Registro Nacional de Turismo (RNT).</w:t>
-      </w:r>
-    </w:p>
-    <w:p>
-      <w:r>
-        <w:t>El Manual de Buenas Prácticas para la Prevención de la ESCNNA en Viajes y Turismo (Ministerio de Comercio, Industria y Turismo, s.f.), dirigido a los prestadores de servicios turísticos, señala que cada año se producen más de 600 millones de viajes turísticos internacionales, y que un porcentaje significativo de ellos involucra la búsqueda de actividades sexuales con menores de edad. Esta realidad obliga al personal hotelero a estar en estado permanente de alerta y conocer los protocolos de actuación.</w:t>
-      </w:r>
-    </w:p>
-    <w:p>
-      <w:r>
-        <w:t xml:space="preserve">Se invita a descargar y leer el Manual de Buenas Prácticas para la Prevención de la ESCNNA en Viajes y Turismo, disponible </w:t>
+        <w:t>utilización y explotación sexual de niñas, niños y adolescentes. Adicionalmente, el Ministerio de Comercio, Industria y Turismo exige la adhesión a estos códigos de conducta como requisito para la inscripción en el Registro Nacional de Turismo (</w:t>
+      </w:r>
+      <w:proofErr w:type="spellStart"/>
+      <w:r>
+        <w:t>RNT</w:t>
+      </w:r>
+      <w:proofErr w:type="spellEnd"/>
+      <w:r>
+        <w:t>).</w:t>
+      </w:r>
+    </w:p>
+    <w:p>
+      <w:r>
+        <w:t xml:space="preserve">El Manual de Buenas Prácticas para la Prevención de la </w:t>
+      </w:r>
+      <w:proofErr w:type="spellStart"/>
+      <w:r>
+        <w:t>ESCNNA</w:t>
+      </w:r>
+      <w:proofErr w:type="spellEnd"/>
+      <w:r>
+        <w:t xml:space="preserve"> en Viajes y Turismo (Ministerio de Comercio, Industria y Turismo, s.f.), dirigido a los prestadores de servicios turísticos, señala que cada año se producen más de 600 millones de viajes turísticos internacionales, y que un porcentaje significativo de ellos involucra la búsqueda de actividades sexuales con menores de edad. Esta realidad obliga al personal hotelero a estar en estado permanente de alerta y conocer los protocolos de actuación.</w:t>
+      </w:r>
+    </w:p>
+    <w:p>
+      <w:r>
+        <w:t xml:space="preserve">Se invita a descargar y leer el Manual de Buenas Prácticas para la Prevención de la </w:t>
+      </w:r>
+      <w:proofErr w:type="spellStart"/>
+      <w:r>
+        <w:t>ESCNNA</w:t>
+      </w:r>
+      <w:proofErr w:type="spellEnd"/>
+      <w:r>
+        <w:t xml:space="preserve"> en Viajes y Turismo, disponible </w:t>
       </w:r>
       <w:r>
         <w:t xml:space="preserve">en la carpeta Anexos: </w:t>
@@ -8472,7 +8665,15 @@
     </w:p>
     <w:p>
       <w:r>
-        <w:t>Es deber del recepcionista conocer esta normativa y, en caso de identificar situaciones de riesgo o presuntos casos de ESCNNA, actuar de manera inmediata a través de los siguientes canales:</w:t>
+        <w:t xml:space="preserve">Es deber del recepcionista conocer esta normativa y, en caso de identificar situaciones de riesgo o presuntos casos de </w:t>
+      </w:r>
+      <w:proofErr w:type="spellStart"/>
+      <w:r>
+        <w:t>ESCNNA</w:t>
+      </w:r>
+      <w:proofErr w:type="spellEnd"/>
+      <w:r>
+        <w:t>, actuar de manera inmediata a través de los siguientes canales:</w:t>
       </w:r>
     </w:p>
     <w:p>
@@ -8541,7 +8742,15 @@
         </w:numPr>
       </w:pPr>
       <w:r>
-        <w:t>La omisión de denuncia ante casos conocidos de ESCNNA también está tipificada como delito en el artículo 219-B del Código Penal colombiano.</w:t>
+        <w:t xml:space="preserve">La omisión de denuncia ante casos conocidos de </w:t>
+      </w:r>
+      <w:proofErr w:type="spellStart"/>
+      <w:r>
+        <w:t>ESCNNA</w:t>
+      </w:r>
+      <w:proofErr w:type="spellEnd"/>
+      <w:r>
+        <w:t xml:space="preserve"> también está tipificada como delito en el artículo 219-B del Código Penal colombiano.</w:t>
       </w:r>
     </w:p>
     <w:p>
@@ -8572,7 +8781,15 @@
     </w:p>
     <w:p>
       <w:r>
-        <w:t>Este procedimiento está respaldado por la Ley 1336 de 2009 y la Ley 679 de 2001, que obligan a los establecimientos de hospedaje a implementar mecanismos activos de prevención de la ESCNNA, incluyendo la verificación documental en el momento del ingreso.</w:t>
+        <w:t xml:space="preserve">Este procedimiento está respaldado por la Ley 1336 de 2009 y la Ley 679 de 2001, que obligan a los establecimientos de hospedaje a implementar mecanismos activos de prevención de la </w:t>
+      </w:r>
+      <w:proofErr w:type="spellStart"/>
+      <w:r>
+        <w:t>ESCNNA</w:t>
+      </w:r>
+      <w:proofErr w:type="spellEnd"/>
+      <w:r>
+        <w:t>, incluyendo la verificación documental en el momento del ingreso.</w:t>
       </w:r>
     </w:p>
     <w:p>
@@ -8736,7 +8953,23 @@
           <w:b/>
           <w:bCs/>
         </w:rPr>
-        <w:t>Permiso de Protección Temporal (PPT):</w:t>
+        <w:t>Permiso de Protección Temporal (</w:t>
+      </w:r>
+      <w:proofErr w:type="spellStart"/>
+      <w:r>
+        <w:rPr>
+          <w:b/>
+          <w:bCs/>
+        </w:rPr>
+        <w:t>PPT</w:t>
+      </w:r>
+      <w:proofErr w:type="spellEnd"/>
+      <w:r>
+        <w:rPr>
+          <w:b/>
+          <w:bCs/>
+        </w:rPr>
+        <w:t>):</w:t>
       </w:r>
       <w:r>
         <w:t xml:space="preserve"> documento expedido por Migración Colombia a ciudadanos venezolanos en el marco del Estatuto Temporal de Protección para Migrantes Venezolanos (Decreto 216 de 2021). Es un documento de identificación válido para el registro hotelero y el reporte en el SIRE.</w:t>
@@ -10014,15 +10247,15 @@
       </w:pPr>
       <w:r>
         <w:rPr>
-          <w:noProof/>
+          <w:rStyle w:val="Extranjerismo"/>
           <w:lang w:val="es-419" w:eastAsia="es-CO"/>
         </w:rPr>
         <w:lastRenderedPageBreak/>
         <w:drawing>
-          <wp:inline distT="0" distB="0" distL="0" distR="0" wp14:anchorId="1CC92734" wp14:editId="48A31E19">
-            <wp:extent cx="6332220" cy="4159250"/>
-            <wp:effectExtent l="0" t="0" r="0" b="0"/>
-            <wp:docPr id="2" name="Imagen 2" descr="Diagrama tipo mapa conceptual del componente formativo “Front office: check-in”. Desde el tema central se desprenden siete categorías: huésped, recepción hotelera, registro de huéspedes, tipos de check-in, normativa, protocolos internos y gestión operativa. Cada categoría incluye palabras clave: tipos y frecuencia; personal, funciones y relación con áreas; reserva, disponibilidad, ocupación, TRA, llaves y procedimiento técnico; individual, grupos, extranjeros, VIP y auto check-in; NTSH 003, Ley 300, Ley 2068, ESCNNA y SIRE; uniforme, presentación, trato y uso de áreas; y reportes, entrega de turno y bitácora."/>
+          <wp:inline distT="0" distB="0" distL="0" distR="0" wp14:anchorId="29DEDBC8" wp14:editId="26E454BC">
+            <wp:extent cx="6332220" cy="4152900"/>
+            <wp:effectExtent l="0" t="0" r="5080" b="0"/>
+            <wp:docPr id="1467424738" name="Imagen 4" descr="El componente formativo Front office: check-in, integra el registro de huéspedes y comprende la identificación y atención de diferentes perfiles de clientes, los procedimientos de check-in, el cumplimiento de la normativa hotelera, la aplicación de protocolos internos y la gestión de reportes, bitácoras y entrega de turno para garantizar un servicio seguro, eficiente y de calidad."/>
             <wp:cNvGraphicFramePr>
               <a:graphicFrameLocks xmlns:a="http://schemas.openxmlformats.org/drawingml/2006/main" noChangeAspect="1"/>
             </wp:cNvGraphicFramePr>
@@ -10030,11 +10263,11 @@
               <a:graphicData uri="http://schemas.openxmlformats.org/drawingml/2006/picture">
                 <pic:pic xmlns:pic="http://schemas.openxmlformats.org/drawingml/2006/picture">
                   <pic:nvPicPr>
-                    <pic:cNvPr id="2" name="Imagen 2" descr="Diagrama tipo mapa conceptual del componente formativo “Front office: check-in”. Desde el tema central se desprenden siete categorías: huésped, recepción hotelera, registro de huéspedes, tipos de check-in, normativa, protocolos internos y gestión operativa. Cada categoría incluye palabras clave: tipos y frecuencia; personal, funciones y relación con áreas; reserva, disponibilidad, ocupación, TRA, llaves y procedimiento técnico; individual, grupos, extranjeros, VIP y auto check-in; NTSH 003, Ley 300, Ley 2068, ESCNNA y SIRE; uniforme, presentación, trato y uso de áreas; y reportes, entrega de turno y bitácora."/>
+                    <pic:cNvPr id="1467424738" name="Imagen 4" descr="El componente formativo Front office: check-in, integra el registro de huéspedes y comprende la identificación y atención de diferentes perfiles de clientes, los procedimientos de check-in, el cumplimiento de la normativa hotelera, la aplicación de protocolos internos y la gestión de reportes, bitácoras y entrega de turno para garantizar un servicio seguro, eficiente y de calidad."/>
                     <pic:cNvPicPr/>
                   </pic:nvPicPr>
                   <pic:blipFill>
-                    <a:blip r:embed="rId17" cstate="print">
+                    <a:blip r:embed="rId17">
                       <a:extLst>
                         <a:ext uri="{28A0092B-C50C-407E-A947-70E740481C1C}">
                           <a14:useLocalDpi xmlns:a14="http://schemas.microsoft.com/office/drawing/2010/main" val="0"/>
@@ -10048,7 +10281,7 @@
                   <pic:spPr>
                     <a:xfrm>
                       <a:off x="0" y="0"/>
-                      <a:ext cx="6332220" cy="4159250"/>
+                      <a:ext cx="6332220" cy="4152900"/>
                     </a:xfrm>
                     <a:prstGeom prst="rect">
                       <a:avLst/>
@@ -10780,8 +11013,13 @@
       </w:r>
     </w:p>
     <w:p>
-      <w:r>
-        <w:t>Canalis, X. (2021). Historia de la llave de hotel. Hosteltur.</w:t>
+      <w:proofErr w:type="spellStart"/>
+      <w:r>
+        <w:t>Canalis</w:t>
+      </w:r>
+      <w:proofErr w:type="spellEnd"/>
+      <w:r>
+        <w:t>, X. (2021). Historia de la llave de hotel. Hosteltur.</w:t>
       </w:r>
     </w:p>
     <w:p>
@@ -10878,7 +11116,15 @@
     </w:p>
     <w:p>
       <w:r>
-        <w:t xml:space="preserve">Ministerio de Comercio, Industria y Turismo. (2003). Norma Técnica Sectorial NTSH 003: establecimientos de alojamiento y hospedaje norma de competencia laboral: prestación del servicio de recepción y reservas conforme a manuales existentes. MinCIT. </w:t>
+        <w:t xml:space="preserve">Ministerio de Comercio, Industria y Turismo. (2003). Norma Técnica Sectorial </w:t>
+      </w:r>
+      <w:proofErr w:type="spellStart"/>
+      <w:r>
+        <w:t>NTSH</w:t>
+      </w:r>
+      <w:proofErr w:type="spellEnd"/>
+      <w:r>
+        <w:t xml:space="preserve"> 003: establecimientos de alojamiento y hospedaje norma de competencia laboral: prestación del servicio de recepción y reservas conforme a manuales existentes. MinCIT. </w:t>
       </w:r>
       <w:hyperlink r:id="rId25" w:history="1">
         <w:r>
@@ -10891,7 +11137,15 @@
     </w:p>
     <w:p>
       <w:r>
-        <w:t xml:space="preserve"> Ministerio de Comercio, Industria y Turismo. (2009). Norma Técnica Sectorial Hotelera NTSH 006: clasificación de los establecimientos de alojamiento y hospedaje categorización por estrellas de hoteles, requisitos normativos. MinCIT. </w:t>
+        <w:t xml:space="preserve"> Ministerio de Comercio, Industria y Turismo. (2009). Norma Técnica Sectorial Hotelera </w:t>
+      </w:r>
+      <w:proofErr w:type="spellStart"/>
+      <w:r>
+        <w:t>NTSH</w:t>
+      </w:r>
+      <w:proofErr w:type="spellEnd"/>
+      <w:r>
+        <w:t xml:space="preserve"> 006: clasificación de los establecimientos de alojamiento y hospedaje categorización por estrellas de hoteles, requisitos normativos. MinCIT. </w:t>
       </w:r>
       <w:hyperlink r:id="rId26" w:history="1">
         <w:r>
@@ -10918,7 +11172,15 @@
     </w:p>
     <w:p>
       <w:r>
-        <w:t>Ministerio de Comercio, Industria y Turismo. (s. f.). Manual de buenas prácticas para la prevención de la explotación sexual comercial de niñas, niños y adolescentes (ESCNNA) en viajes y turismo. MinCIT.</w:t>
+        <w:t>Ministerio de Comercio, Industria y Turismo. (s. f.). Manual de buenas prácticas para la prevención de la explotación sexual comercial de niñas, niños y adolescentes (</w:t>
+      </w:r>
+      <w:proofErr w:type="spellStart"/>
+      <w:r>
+        <w:t>ESCNNA</w:t>
+      </w:r>
+      <w:proofErr w:type="spellEnd"/>
+      <w:r>
+        <w:t>) en viajes y turismo. MinCIT.</w:t>
       </w:r>
     </w:p>
     <w:p>
@@ -11233,7 +11495,28 @@
                 <w:rFonts w:cs="Calibri"/>
                 <w:szCs w:val="24"/>
               </w:rPr>
-              <w:t>Sandra Isabel Suarez Delgado</w:t>
+              <w:t xml:space="preserve">Sandra Isabel </w:t>
+            </w:r>
+            <w:r>
+              <w:rPr>
+                <w:rFonts w:cs="Calibri"/>
+                <w:szCs w:val="24"/>
+              </w:rPr>
+              <w:t>Suárez</w:t>
+            </w:r>
+            <w:r>
+              <w:rPr>
+                <w:rFonts w:cs="Calibri"/>
+                <w:szCs w:val="24"/>
+              </w:rPr>
+              <w:t xml:space="preserve"> </w:t>
+            </w:r>
+            <w:r>
+              <w:rPr>
+                <w:rFonts w:cs="Calibri"/>
+                <w:szCs w:val="24"/>
+              </w:rPr>
+              <w:t>Delgado</w:t>
             </w:r>
           </w:p>
         </w:tc>
@@ -12111,7 +12394,7 @@
 </file>
 
 <file path=word/endnotes.xml><?xml version="1.0" encoding="utf-8"?>
-<w:endnotes xmlns:wpc="http://schemas.microsoft.com/office/word/2010/wordprocessingCanvas" xmlns:cx="http://schemas.microsoft.com/office/drawing/2014/chartex" xmlns:cx1="http://schemas.microsoft.com/office/drawing/2015/9/8/chartex" xmlns:cx2="http://schemas.microsoft.com/office/drawing/2015/10/21/chartex" xmlns:cx3="http://schemas.microsoft.com/office/drawing/2016/5/9/chartex" xmlns:cx4="http://schemas.microsoft.com/office/drawing/2016/5/10/chartex" xmlns:cx5="http://schemas.microsoft.com/office/drawing/2016/5/11/chartex" xmlns:cx6="http://schemas.microsoft.com/office/drawing/2016/5/12/chartex" xmlns:cx7="http://schemas.microsoft.com/office/drawing/2016/5/13/chartex" xmlns:cx8="http://schemas.microsoft.com/office/drawing/2016/5/14/chartex" xmlns:mc="http://schemas.openxmlformats.org/markup-compatibility/2006" xmlns:aink="http://schemas.microsoft.com/office/drawing/2016/ink" xmlns:am3d="http://schemas.microsoft.com/office/drawing/2017/model3d" xmlns:o="urn:schemas-microsoft-com:office:office" xmlns:r="http://schemas.openxmlformats.org/officeDocument/2006/relationships" xmlns:m="http://schemas.openxmlformats.org/officeDocument/2006/math" xmlns:v="urn:schemas-microsoft-com:vml" xmlns:wp14="http://schemas.microsoft.com/office/word/2010/wordprocessingDrawing" xmlns:wp="http://schemas.openxmlformats.org/drawingml/2006/wordprocessingDrawing" xmlns:w10="urn:schemas-microsoft-com:office:word" xmlns:w="http://schemas.openxmlformats.org/wordprocessingml/2006/main" xmlns:w14="http://schemas.microsoft.com/office/word/2010/wordml" xmlns:w15="http://schemas.microsoft.com/office/word/2012/wordml" xmlns:w16cex="http://schemas.microsoft.com/office/word/2018/wordml/cex" xmlns:w16cid="http://schemas.microsoft.com/office/word/2016/wordml/cid" xmlns:w16="http://schemas.microsoft.com/office/word/2018/wordml" xmlns:w16sdtdh="http://schemas.microsoft.com/office/word/2020/wordml/sdtdatahash" xmlns:w16se="http://schemas.microsoft.com/office/word/2015/wordml/symex" xmlns:wpg="http://schemas.microsoft.com/office/word/2010/wordprocessingGroup" xmlns:wpi="http://schemas.microsoft.com/office/word/2010/wordprocessingInk" xmlns:wne="http://schemas.microsoft.com/office/word/2006/wordml" xmlns:wps="http://schemas.microsoft.com/office/word/2010/wordprocessingShape" mc:Ignorable="w14 w15 w16se w16cid w16 w16cex w16sdtdh wp14">
+<w:endnotes xmlns:wpc="http://schemas.microsoft.com/office/word/2010/wordprocessingCanvas" xmlns:cx="http://schemas.microsoft.com/office/drawing/2014/chartex" xmlns:cx1="http://schemas.microsoft.com/office/drawing/2015/9/8/chartex" xmlns:cx2="http://schemas.microsoft.com/office/drawing/2015/10/21/chartex" xmlns:cx3="http://schemas.microsoft.com/office/drawing/2016/5/9/chartex" xmlns:cx4="http://schemas.microsoft.com/office/drawing/2016/5/10/chartex" xmlns:cx5="http://schemas.microsoft.com/office/drawing/2016/5/11/chartex" xmlns:cx6="http://schemas.microsoft.com/office/drawing/2016/5/12/chartex" xmlns:cx7="http://schemas.microsoft.com/office/drawing/2016/5/13/chartex" xmlns:cx8="http://schemas.microsoft.com/office/drawing/2016/5/14/chartex" xmlns:mc="http://schemas.openxmlformats.org/markup-compatibility/2006" xmlns:m="http://schemas.openxmlformats.org/officeDocument/2006/math" xmlns:aink="http://schemas.microsoft.com/office/drawing/2016/ink" xmlns:am3d="http://schemas.microsoft.com/office/drawing/2017/model3d" xmlns:oel="http://schemas.microsoft.com/office/2019/extlst" xmlns:r="http://schemas.openxmlformats.org/officeDocument/2006/relationships" xmlns:wp14="http://schemas.microsoft.com/office/word/2010/wordprocessingDrawing" xmlns:wp="http://schemas.openxmlformats.org/drawingml/2006/wordprocessingDrawing" xmlns:wpg="http://schemas.microsoft.com/office/word/2010/wordprocessingGroup" xmlns:wpi="http://schemas.microsoft.com/office/word/2010/wordprocessingInk" xmlns:wps="http://schemas.microsoft.com/office/word/2010/wordprocessingShape" xmlns:o="urn:schemas-microsoft-com:office:office" xmlns:v="urn:schemas-microsoft-com:vml" xmlns:w10="urn:schemas-microsoft-com:office:word" xmlns:w="http://schemas.openxmlformats.org/wordprocessingml/2006/main" xmlns:w14="http://schemas.microsoft.com/office/word/2010/wordml" xmlns:w15="http://schemas.microsoft.com/office/word/2012/wordml" xmlns:w16cex="http://schemas.microsoft.com/office/word/2018/wordml/cex" xmlns:w16cid="http://schemas.microsoft.com/office/word/2016/wordml/cid" xmlns:w16="http://schemas.microsoft.com/office/word/2018/wordml" xmlns:w16sdtdh="http://schemas.microsoft.com/office/word/2020/wordml/sdtdatahash" xmlns:w16sdtfl="http://schemas.microsoft.com/office/word/2024/wordml/sdtformatlock" xmlns:w16se="http://schemas.microsoft.com/office/word/2015/wordml/symex" xmlns:w16du="http://schemas.microsoft.com/office/word/2023/wordml/word16du" xmlns:wne="http://schemas.microsoft.com/office/word/2006/wordml" mc:Ignorable="w14 w15 w16se w16cid w16 w16cex w16sdtdh w16sdtfl w16du wp14">
   <w:endnote w:type="separator" w:id="-1">
     <w:p>
       <w:pPr>
@@ -12136,7 +12419,7 @@
 </file>
 
 <file path=word/footer1.xml><?xml version="1.0" encoding="utf-8"?>
-<w:ftr xmlns:wpc="http://schemas.microsoft.com/office/word/2010/wordprocessingCanvas" xmlns:cx="http://schemas.microsoft.com/office/drawing/2014/chartex" xmlns:cx1="http://schemas.microsoft.com/office/drawing/2015/9/8/chartex" xmlns:cx2="http://schemas.microsoft.com/office/drawing/2015/10/21/chartex" xmlns:cx3="http://schemas.microsoft.com/office/drawing/2016/5/9/chartex" xmlns:cx4="http://schemas.microsoft.com/office/drawing/2016/5/10/chartex" xmlns:cx5="http://schemas.microsoft.com/office/drawing/2016/5/11/chartex" xmlns:cx6="http://schemas.microsoft.com/office/drawing/2016/5/12/chartex" xmlns:cx7="http://schemas.microsoft.com/office/drawing/2016/5/13/chartex" xmlns:cx8="http://schemas.microsoft.com/office/drawing/2016/5/14/chartex" xmlns:mc="http://schemas.openxmlformats.org/markup-compatibility/2006" xmlns:aink="http://schemas.microsoft.com/office/drawing/2016/ink" xmlns:am3d="http://schemas.microsoft.com/office/drawing/2017/model3d" xmlns:o="urn:schemas-microsoft-com:office:office" xmlns:r="http://schemas.openxmlformats.org/officeDocument/2006/relationships" xmlns:m="http://schemas.openxmlformats.org/officeDocument/2006/math" xmlns:v="urn:schemas-microsoft-com:vml" xmlns:wp14="http://schemas.microsoft.com/office/word/2010/wordprocessingDrawing" xmlns:wp="http://schemas.openxmlformats.org/drawingml/2006/wordprocessingDrawing" xmlns:w10="urn:schemas-microsoft-com:office:word" xmlns:w="http://schemas.openxmlformats.org/wordprocessingml/2006/main" xmlns:w14="http://schemas.microsoft.com/office/word/2010/wordml" xmlns:w15="http://schemas.microsoft.com/office/word/2012/wordml" xmlns:w16cex="http://schemas.microsoft.com/office/word/2018/wordml/cex" xmlns:w16cid="http://schemas.microsoft.com/office/word/2016/wordml/cid" xmlns:w16="http://schemas.microsoft.com/office/word/2018/wordml" xmlns:w16sdtdh="http://schemas.microsoft.com/office/word/2020/wordml/sdtdatahash" xmlns:w16se="http://schemas.microsoft.com/office/word/2015/wordml/symex" xmlns:wpg="http://schemas.microsoft.com/office/word/2010/wordprocessingGroup" xmlns:wpi="http://schemas.microsoft.com/office/word/2010/wordprocessingInk" xmlns:wne="http://schemas.microsoft.com/office/word/2006/wordml" xmlns:wps="http://schemas.microsoft.com/office/word/2010/wordprocessingShape" mc:Ignorable="w14 w15 w16se w16cid w16 w16cex w16sdtdh wp14">
+<w:ftr xmlns:wpc="http://schemas.microsoft.com/office/word/2010/wordprocessingCanvas" xmlns:cx="http://schemas.microsoft.com/office/drawing/2014/chartex" xmlns:cx1="http://schemas.microsoft.com/office/drawing/2015/9/8/chartex" xmlns:cx2="http://schemas.microsoft.com/office/drawing/2015/10/21/chartex" xmlns:cx3="http://schemas.microsoft.com/office/drawing/2016/5/9/chartex" xmlns:cx4="http://schemas.microsoft.com/office/drawing/2016/5/10/chartex" xmlns:cx5="http://schemas.microsoft.com/office/drawing/2016/5/11/chartex" xmlns:cx6="http://schemas.microsoft.com/office/drawing/2016/5/12/chartex" xmlns:cx7="http://schemas.microsoft.com/office/drawing/2016/5/13/chartex" xmlns:cx8="http://schemas.microsoft.com/office/drawing/2016/5/14/chartex" xmlns:mc="http://schemas.openxmlformats.org/markup-compatibility/2006" xmlns:m="http://schemas.openxmlformats.org/officeDocument/2006/math" xmlns:aink="http://schemas.microsoft.com/office/drawing/2016/ink" xmlns:am3d="http://schemas.microsoft.com/office/drawing/2017/model3d" xmlns:oel="http://schemas.microsoft.com/office/2019/extlst" xmlns:r="http://schemas.openxmlformats.org/officeDocument/2006/relationships" xmlns:wp14="http://schemas.microsoft.com/office/word/2010/wordprocessingDrawing" xmlns:wp="http://schemas.openxmlformats.org/drawingml/2006/wordprocessingDrawing" xmlns:wpg="http://schemas.microsoft.com/office/word/2010/wordprocessingGroup" xmlns:wpi="http://schemas.microsoft.com/office/word/2010/wordprocessingInk" xmlns:wps="http://schemas.microsoft.com/office/word/2010/wordprocessingShape" xmlns:o="urn:schemas-microsoft-com:office:office" xmlns:v="urn:schemas-microsoft-com:vml" xmlns:w10="urn:schemas-microsoft-com:office:word" xmlns:w="http://schemas.openxmlformats.org/wordprocessingml/2006/main" xmlns:w14="http://schemas.microsoft.com/office/word/2010/wordml" xmlns:w15="http://schemas.microsoft.com/office/word/2012/wordml" xmlns:w16cex="http://schemas.microsoft.com/office/word/2018/wordml/cex" xmlns:w16cid="http://schemas.microsoft.com/office/word/2016/wordml/cid" xmlns:w16="http://schemas.microsoft.com/office/word/2018/wordml" xmlns:w16sdtdh="http://schemas.microsoft.com/office/word/2020/wordml/sdtdatahash" xmlns:w16sdtfl="http://schemas.microsoft.com/office/word/2024/wordml/sdtformatlock" xmlns:w16se="http://schemas.microsoft.com/office/word/2015/wordml/symex" xmlns:w16du="http://schemas.microsoft.com/office/word/2023/wordml/word16du" xmlns:wne="http://schemas.microsoft.com/office/word/2006/wordml" mc:Ignorable="w14 w15 w16se w16cid w16 w16cex w16sdtdh w16sdtfl w16du wp14">
   <w:sdt>
     <w:sdtPr>
       <w:id w:val="-1465197936"/>
@@ -12145,7 +12428,6 @@
         <w:docPartUnique/>
       </w:docPartObj>
     </w:sdtPr>
-    <w:sdtEndPr/>
     <w:sdtContent>
       <w:p>
         <w:pPr>
@@ -12290,7 +12572,7 @@
 </file>
 
 <file path=word/footnotes.xml><?xml version="1.0" encoding="utf-8"?>
-<w:footnotes xmlns:wpc="http://schemas.microsoft.com/office/word/2010/wordprocessingCanvas" xmlns:cx="http://schemas.microsoft.com/office/drawing/2014/chartex" xmlns:cx1="http://schemas.microsoft.com/office/drawing/2015/9/8/chartex" xmlns:cx2="http://schemas.microsoft.com/office/drawing/2015/10/21/chartex" xmlns:cx3="http://schemas.microsoft.com/office/drawing/2016/5/9/chartex" xmlns:cx4="http://schemas.microsoft.com/office/drawing/2016/5/10/chartex" xmlns:cx5="http://schemas.microsoft.com/office/drawing/2016/5/11/chartex" xmlns:cx6="http://schemas.microsoft.com/office/drawing/2016/5/12/chartex" xmlns:cx7="http://schemas.microsoft.com/office/drawing/2016/5/13/chartex" xmlns:cx8="http://schemas.microsoft.com/office/drawing/2016/5/14/chartex" xmlns:mc="http://schemas.openxmlformats.org/markup-compatibility/2006" xmlns:aink="http://schemas.microsoft.com/office/drawing/2016/ink" xmlns:am3d="http://schemas.microsoft.com/office/drawing/2017/model3d" xmlns:o="urn:schemas-microsoft-com:office:office" xmlns:r="http://schemas.openxmlformats.org/officeDocument/2006/relationships" xmlns:m="http://schemas.openxmlformats.org/officeDocument/2006/math" xmlns:v="urn:schemas-microsoft-com:vml" xmlns:wp14="http://schemas.microsoft.com/office/word/2010/wordprocessingDrawing" xmlns:wp="http://schemas.openxmlformats.org/drawingml/2006/wordprocessingDrawing" xmlns:w10="urn:schemas-microsoft-com:office:word" xmlns:w="http://schemas.openxmlformats.org/wordprocessingml/2006/main" xmlns:w14="http://schemas.microsoft.com/office/word/2010/wordml" xmlns:w15="http://schemas.microsoft.com/office/word/2012/wordml" xmlns:w16cex="http://schemas.microsoft.com/office/word/2018/wordml/cex" xmlns:w16cid="http://schemas.microsoft.com/office/word/2016/wordml/cid" xmlns:w16="http://schemas.microsoft.com/office/word/2018/wordml" xmlns:w16sdtdh="http://schemas.microsoft.com/office/word/2020/wordml/sdtdatahash" xmlns:w16se="http://schemas.microsoft.com/office/word/2015/wordml/symex" xmlns:wpg="http://schemas.microsoft.com/office/word/2010/wordprocessingGroup" xmlns:wpi="http://schemas.microsoft.com/office/word/2010/wordprocessingInk" xmlns:wne="http://schemas.microsoft.com/office/word/2006/wordml" xmlns:wps="http://schemas.microsoft.com/office/word/2010/wordprocessingShape" mc:Ignorable="w14 w15 w16se w16cid w16 w16cex w16sdtdh wp14">
+<w:footnotes xmlns:wpc="http://schemas.microsoft.com/office/word/2010/wordprocessingCanvas" xmlns:cx="http://schemas.microsoft.com/office/drawing/2014/chartex" xmlns:cx1="http://schemas.microsoft.com/office/drawing/2015/9/8/chartex" xmlns:cx2="http://schemas.microsoft.com/office/drawing/2015/10/21/chartex" xmlns:cx3="http://schemas.microsoft.com/office/drawing/2016/5/9/chartex" xmlns:cx4="http://schemas.microsoft.com/office/drawing/2016/5/10/chartex" xmlns:cx5="http://schemas.microsoft.com/office/drawing/2016/5/11/chartex" xmlns:cx6="http://schemas.microsoft.com/office/drawing/2016/5/12/chartex" xmlns:cx7="http://schemas.microsoft.com/office/drawing/2016/5/13/chartex" xmlns:cx8="http://schemas.microsoft.com/office/drawing/2016/5/14/chartex" xmlns:mc="http://schemas.openxmlformats.org/markup-compatibility/2006" xmlns:m="http://schemas.openxmlformats.org/officeDocument/2006/math" xmlns:aink="http://schemas.microsoft.com/office/drawing/2016/ink" xmlns:am3d="http://schemas.microsoft.com/office/drawing/2017/model3d" xmlns:oel="http://schemas.microsoft.com/office/2019/extlst" xmlns:r="http://schemas.openxmlformats.org/officeDocument/2006/relationships" xmlns:wp14="http://schemas.microsoft.com/office/word/2010/wordprocessingDrawing" xmlns:wp="http://schemas.openxmlformats.org/drawingml/2006/wordprocessingDrawing" xmlns:wpg="http://schemas.microsoft.com/office/word/2010/wordprocessingGroup" xmlns:wpi="http://schemas.microsoft.com/office/word/2010/wordprocessingInk" xmlns:wps="http://schemas.microsoft.com/office/word/2010/wordprocessingShape" xmlns:o="urn:schemas-microsoft-com:office:office" xmlns:v="urn:schemas-microsoft-com:vml" xmlns:w10="urn:schemas-microsoft-com:office:word" xmlns:w="http://schemas.openxmlformats.org/wordprocessingml/2006/main" xmlns:w14="http://schemas.microsoft.com/office/word/2010/wordml" xmlns:w15="http://schemas.microsoft.com/office/word/2012/wordml" xmlns:w16cex="http://schemas.microsoft.com/office/word/2018/wordml/cex" xmlns:w16cid="http://schemas.microsoft.com/office/word/2016/wordml/cid" xmlns:w16="http://schemas.microsoft.com/office/word/2018/wordml" xmlns:w16sdtdh="http://schemas.microsoft.com/office/word/2020/wordml/sdtdatahash" xmlns:w16sdtfl="http://schemas.microsoft.com/office/word/2024/wordml/sdtformatlock" xmlns:w16se="http://schemas.microsoft.com/office/word/2015/wordml/symex" xmlns:w16du="http://schemas.microsoft.com/office/word/2023/wordml/word16du" xmlns:wne="http://schemas.microsoft.com/office/word/2006/wordml" mc:Ignorable="w14 w15 w16se w16cid w16 w16cex w16sdtdh w16sdtfl w16du wp14">
   <w:footnote w:type="separator" w:id="-1">
     <w:p>
       <w:pPr>
@@ -12315,7 +12597,7 @@
 </file>
 
 <file path=word/header1.xml><?xml version="1.0" encoding="utf-8"?>
-<w:hdr xmlns:wpc="http://schemas.microsoft.com/office/word/2010/wordprocessingCanvas" xmlns:cx="http://schemas.microsoft.com/office/drawing/2014/chartex" xmlns:cx1="http://schemas.microsoft.com/office/drawing/2015/9/8/chartex" xmlns:cx2="http://schemas.microsoft.com/office/drawing/2015/10/21/chartex" xmlns:cx3="http://schemas.microsoft.com/office/drawing/2016/5/9/chartex" xmlns:cx4="http://schemas.microsoft.com/office/drawing/2016/5/10/chartex" xmlns:cx5="http://schemas.microsoft.com/office/drawing/2016/5/11/chartex" xmlns:cx6="http://schemas.microsoft.com/office/drawing/2016/5/12/chartex" xmlns:cx7="http://schemas.microsoft.com/office/drawing/2016/5/13/chartex" xmlns:cx8="http://schemas.microsoft.com/office/drawing/2016/5/14/chartex" xmlns:mc="http://schemas.openxmlformats.org/markup-compatibility/2006" xmlns:aink="http://schemas.microsoft.com/office/drawing/2016/ink" xmlns:am3d="http://schemas.microsoft.com/office/drawing/2017/model3d" xmlns:o="urn:schemas-microsoft-com:office:office" xmlns:r="http://schemas.openxmlformats.org/officeDocument/2006/relationships" xmlns:m="http://schemas.openxmlformats.org/officeDocument/2006/math" xmlns:v="urn:schemas-microsoft-com:vml" xmlns:wp14="http://schemas.microsoft.com/office/word/2010/wordprocessingDrawing" xmlns:wp="http://schemas.openxmlformats.org/drawingml/2006/wordprocessingDrawing" xmlns:w10="urn:schemas-microsoft-com:office:word" xmlns:w="http://schemas.openxmlformats.org/wordprocessingml/2006/main" xmlns:w14="http://schemas.microsoft.com/office/word/2010/wordml" xmlns:w15="http://schemas.microsoft.com/office/word/2012/wordml" xmlns:w16cex="http://schemas.microsoft.com/office/word/2018/wordml/cex" xmlns:w16cid="http://schemas.microsoft.com/office/word/2016/wordml/cid" xmlns:w16="http://schemas.microsoft.com/office/word/2018/wordml" xmlns:w16sdtdh="http://schemas.microsoft.com/office/word/2020/wordml/sdtdatahash" xmlns:w16se="http://schemas.microsoft.com/office/word/2015/wordml/symex" xmlns:wpg="http://schemas.microsoft.com/office/word/2010/wordprocessingGroup" xmlns:wpi="http://schemas.microsoft.com/office/word/2010/wordprocessingInk" xmlns:wne="http://schemas.microsoft.com/office/word/2006/wordml" xmlns:wps="http://schemas.microsoft.com/office/word/2010/wordprocessingShape" mc:Ignorable="w14 w15 w16se w16cid w16 w16cex w16sdtdh wp14">
+<w:hdr xmlns:wpc="http://schemas.microsoft.com/office/word/2010/wordprocessingCanvas" xmlns:cx="http://schemas.microsoft.com/office/drawing/2014/chartex" xmlns:cx1="http://schemas.microsoft.com/office/drawing/2015/9/8/chartex" xmlns:cx2="http://schemas.microsoft.com/office/drawing/2015/10/21/chartex" xmlns:cx3="http://schemas.microsoft.com/office/drawing/2016/5/9/chartex" xmlns:cx4="http://schemas.microsoft.com/office/drawing/2016/5/10/chartex" xmlns:cx5="http://schemas.microsoft.com/office/drawing/2016/5/11/chartex" xmlns:cx6="http://schemas.microsoft.com/office/drawing/2016/5/12/chartex" xmlns:cx7="http://schemas.microsoft.com/office/drawing/2016/5/13/chartex" xmlns:cx8="http://schemas.microsoft.com/office/drawing/2016/5/14/chartex" xmlns:mc="http://schemas.openxmlformats.org/markup-compatibility/2006" xmlns:m="http://schemas.openxmlformats.org/officeDocument/2006/math" xmlns:aink="http://schemas.microsoft.com/office/drawing/2016/ink" xmlns:am3d="http://schemas.microsoft.com/office/drawing/2017/model3d" xmlns:oel="http://schemas.microsoft.com/office/2019/extlst" xmlns:r="http://schemas.openxmlformats.org/officeDocument/2006/relationships" xmlns:wp14="http://schemas.microsoft.com/office/word/2010/wordprocessingDrawing" xmlns:wp="http://schemas.openxmlformats.org/drawingml/2006/wordprocessingDrawing" xmlns:wpg="http://schemas.microsoft.com/office/word/2010/wordprocessingGroup" xmlns:wpi="http://schemas.microsoft.com/office/word/2010/wordprocessingInk" xmlns:wps="http://schemas.microsoft.com/office/word/2010/wordprocessingShape" xmlns:o="urn:schemas-microsoft-com:office:office" xmlns:v="urn:schemas-microsoft-com:vml" xmlns:w10="urn:schemas-microsoft-com:office:word" xmlns:w="http://schemas.openxmlformats.org/wordprocessingml/2006/main" xmlns:w14="http://schemas.microsoft.com/office/word/2010/wordml" xmlns:w15="http://schemas.microsoft.com/office/word/2012/wordml" xmlns:w16cex="http://schemas.microsoft.com/office/word/2018/wordml/cex" xmlns:w16cid="http://schemas.microsoft.com/office/word/2016/wordml/cid" xmlns:w16="http://schemas.microsoft.com/office/word/2018/wordml" xmlns:w16sdtdh="http://schemas.microsoft.com/office/word/2020/wordml/sdtdatahash" xmlns:w16sdtfl="http://schemas.microsoft.com/office/word/2024/wordml/sdtformatlock" xmlns:w16se="http://schemas.microsoft.com/office/word/2015/wordml/symex" xmlns:w16du="http://schemas.microsoft.com/office/word/2023/wordml/word16du" xmlns:wne="http://schemas.microsoft.com/office/word/2006/wordml" mc:Ignorable="w14 w15 w16se w16cid w16 w16cex w16sdtdh w16sdtfl w16du wp14">
   <w:p>
     <w:pPr>
       <w:pStyle w:val="Encabezado"/>
@@ -12401,7 +12683,7 @@
 </file>
 
 <file path=word/numbering.xml><?xml version="1.0" encoding="utf-8"?>
-<w:numbering xmlns:wpc="http://schemas.microsoft.com/office/word/2010/wordprocessingCanvas" xmlns:cx="http://schemas.microsoft.com/office/drawing/2014/chartex" xmlns:cx1="http://schemas.microsoft.com/office/drawing/2015/9/8/chartex" xmlns:cx2="http://schemas.microsoft.com/office/drawing/2015/10/21/chartex" xmlns:cx3="http://schemas.microsoft.com/office/drawing/2016/5/9/chartex" xmlns:cx4="http://schemas.microsoft.com/office/drawing/2016/5/10/chartex" xmlns:cx5="http://schemas.microsoft.com/office/drawing/2016/5/11/chartex" xmlns:cx6="http://schemas.microsoft.com/office/drawing/2016/5/12/chartex" xmlns:cx7="http://schemas.microsoft.com/office/drawing/2016/5/13/chartex" xmlns:cx8="http://schemas.microsoft.com/office/drawing/2016/5/14/chartex" xmlns:mc="http://schemas.openxmlformats.org/markup-compatibility/2006" xmlns:aink="http://schemas.microsoft.com/office/drawing/2016/ink" xmlns:am3d="http://schemas.microsoft.com/office/drawing/2017/model3d" xmlns:o="urn:schemas-microsoft-com:office:office" xmlns:r="http://schemas.openxmlformats.org/officeDocument/2006/relationships" xmlns:m="http://schemas.openxmlformats.org/officeDocument/2006/math" xmlns:v="urn:schemas-microsoft-com:vml" xmlns:wp14="http://schemas.microsoft.com/office/word/2010/wordprocessingDrawing" xmlns:wp="http://schemas.openxmlformats.org/drawingml/2006/wordprocessingDrawing" xmlns:w10="urn:schemas-microsoft-com:office:word" xmlns:w="http://schemas.openxmlformats.org/wordprocessingml/2006/main" xmlns:w14="http://schemas.microsoft.com/office/word/2010/wordml" xmlns:w15="http://schemas.microsoft.com/office/word/2012/wordml" xmlns:w16cex="http://schemas.microsoft.com/office/word/2018/wordml/cex" xmlns:w16cid="http://schemas.microsoft.com/office/word/2016/wordml/cid" xmlns:w16="http://schemas.microsoft.com/office/word/2018/wordml" xmlns:w16sdtdh="http://schemas.microsoft.com/office/word/2020/wordml/sdtdatahash" xmlns:w16se="http://schemas.microsoft.com/office/word/2015/wordml/symex" xmlns:wpg="http://schemas.microsoft.com/office/word/2010/wordprocessingGroup" xmlns:wpi="http://schemas.microsoft.com/office/word/2010/wordprocessingInk" xmlns:wne="http://schemas.microsoft.com/office/word/2006/wordml" xmlns:wps="http://schemas.microsoft.com/office/word/2010/wordprocessingShape" mc:Ignorable="w14 w15 w16se w16cid w16 w16cex w16sdtdh wp14">
+<w:numbering xmlns:wpc="http://schemas.microsoft.com/office/word/2010/wordprocessingCanvas" xmlns:cx="http://schemas.microsoft.com/office/drawing/2014/chartex" xmlns:cx1="http://schemas.microsoft.com/office/drawing/2015/9/8/chartex" xmlns:cx2="http://schemas.microsoft.com/office/drawing/2015/10/21/chartex" xmlns:cx3="http://schemas.microsoft.com/office/drawing/2016/5/9/chartex" xmlns:cx4="http://schemas.microsoft.com/office/drawing/2016/5/10/chartex" xmlns:cx5="http://schemas.microsoft.com/office/drawing/2016/5/11/chartex" xmlns:cx6="http://schemas.microsoft.com/office/drawing/2016/5/12/chartex" xmlns:cx7="http://schemas.microsoft.com/office/drawing/2016/5/13/chartex" xmlns:cx8="http://schemas.microsoft.com/office/drawing/2016/5/14/chartex" xmlns:mc="http://schemas.openxmlformats.org/markup-compatibility/2006" xmlns:m="http://schemas.openxmlformats.org/officeDocument/2006/math" xmlns:aink="http://schemas.microsoft.com/office/drawing/2016/ink" xmlns:am3d="http://schemas.microsoft.com/office/drawing/2017/model3d" xmlns:oel="http://schemas.microsoft.com/office/2019/extlst" xmlns:r="http://schemas.openxmlformats.org/officeDocument/2006/relationships" xmlns:wp14="http://schemas.microsoft.com/office/word/2010/wordprocessingDrawing" xmlns:wp="http://schemas.openxmlformats.org/drawingml/2006/wordprocessingDrawing" xmlns:wpg="http://schemas.microsoft.com/office/word/2010/wordprocessingGroup" xmlns:wpi="http://schemas.microsoft.com/office/word/2010/wordprocessingInk" xmlns:wps="http://schemas.microsoft.com/office/word/2010/wordprocessingShape" xmlns:o="urn:schemas-microsoft-com:office:office" xmlns:v="urn:schemas-microsoft-com:vml" xmlns:w10="urn:schemas-microsoft-com:office:word" xmlns:w="http://schemas.openxmlformats.org/wordprocessingml/2006/main" xmlns:w14="http://schemas.microsoft.com/office/word/2010/wordml" xmlns:w15="http://schemas.microsoft.com/office/word/2012/wordml" xmlns:w16cex="http://schemas.microsoft.com/office/word/2018/wordml/cex" xmlns:w16cid="http://schemas.microsoft.com/office/word/2016/wordml/cid" xmlns:w16="http://schemas.microsoft.com/office/word/2018/wordml" xmlns:w16sdtdh="http://schemas.microsoft.com/office/word/2020/wordml/sdtdatahash" xmlns:w16sdtfl="http://schemas.microsoft.com/office/word/2024/wordml/sdtformatlock" xmlns:w16se="http://schemas.microsoft.com/office/word/2015/wordml/symex" xmlns:w16du="http://schemas.microsoft.com/office/word/2023/wordml/word16du" xmlns:wne="http://schemas.microsoft.com/office/word/2006/wordml" mc:Ignorable="w14 w15 w16se w16cid w16 w16cex w16sdtdh w16sdtfl w16du wp14">
   <w:abstractNum w:abstractNumId="0" w15:restartNumberingAfterBreak="0">
     <w:nsid w:val="FFFFFF89"/>
     <w:multiLevelType w:val="singleLevel"/>
@@ -16187,109 +16469,109 @@
       </w:rPr>
     </w:lvl>
   </w:abstractNum>
-  <w:num w:numId="1">
+  <w:num w:numId="1" w16cid:durableId="1332247787">
     <w:abstractNumId w:val="0"/>
   </w:num>
-  <w:num w:numId="2">
+  <w:num w:numId="2" w16cid:durableId="898901516">
     <w:abstractNumId w:val="10"/>
   </w:num>
-  <w:num w:numId="3">
+  <w:num w:numId="3" w16cid:durableId="245186660">
     <w:abstractNumId w:val="23"/>
   </w:num>
-  <w:num w:numId="4">
+  <w:num w:numId="4" w16cid:durableId="1059785748">
     <w:abstractNumId w:val="14"/>
   </w:num>
-  <w:num w:numId="5">
+  <w:num w:numId="5" w16cid:durableId="83764773">
     <w:abstractNumId w:val="26"/>
   </w:num>
-  <w:num w:numId="6">
+  <w:num w:numId="6" w16cid:durableId="2089576436">
     <w:abstractNumId w:val="2"/>
   </w:num>
-  <w:num w:numId="7">
+  <w:num w:numId="7" w16cid:durableId="136144770">
     <w:abstractNumId w:val="29"/>
   </w:num>
-  <w:num w:numId="8">
+  <w:num w:numId="8" w16cid:durableId="1512138766">
     <w:abstractNumId w:val="17"/>
   </w:num>
-  <w:num w:numId="9">
+  <w:num w:numId="9" w16cid:durableId="1547839789">
     <w:abstractNumId w:val="11"/>
   </w:num>
-  <w:num w:numId="10">
+  <w:num w:numId="10" w16cid:durableId="652879677">
     <w:abstractNumId w:val="5"/>
   </w:num>
-  <w:num w:numId="11">
+  <w:num w:numId="11" w16cid:durableId="2052222864">
     <w:abstractNumId w:val="21"/>
   </w:num>
-  <w:num w:numId="12">
+  <w:num w:numId="12" w16cid:durableId="670834718">
     <w:abstractNumId w:val="25"/>
   </w:num>
-  <w:num w:numId="13">
+  <w:num w:numId="13" w16cid:durableId="302201112">
     <w:abstractNumId w:val="8"/>
   </w:num>
-  <w:num w:numId="14">
+  <w:num w:numId="14" w16cid:durableId="2010406915">
     <w:abstractNumId w:val="3"/>
   </w:num>
-  <w:num w:numId="15">
+  <w:num w:numId="15" w16cid:durableId="1864711596">
     <w:abstractNumId w:val="13"/>
   </w:num>
-  <w:num w:numId="16">
+  <w:num w:numId="16" w16cid:durableId="810710974">
     <w:abstractNumId w:val="6"/>
   </w:num>
-  <w:num w:numId="17">
+  <w:num w:numId="17" w16cid:durableId="1795556694">
     <w:abstractNumId w:val="4"/>
   </w:num>
-  <w:num w:numId="18">
+  <w:num w:numId="18" w16cid:durableId="2114395781">
     <w:abstractNumId w:val="19"/>
   </w:num>
-  <w:num w:numId="19">
+  <w:num w:numId="19" w16cid:durableId="2126383192">
     <w:abstractNumId w:val="12"/>
   </w:num>
-  <w:num w:numId="20">
+  <w:num w:numId="20" w16cid:durableId="1268149216">
     <w:abstractNumId w:val="34"/>
   </w:num>
-  <w:num w:numId="21">
+  <w:num w:numId="21" w16cid:durableId="671183873">
     <w:abstractNumId w:val="28"/>
   </w:num>
-  <w:num w:numId="22">
+  <w:num w:numId="22" w16cid:durableId="875118347">
     <w:abstractNumId w:val="16"/>
   </w:num>
-  <w:num w:numId="23">
+  <w:num w:numId="23" w16cid:durableId="1172793991">
     <w:abstractNumId w:val="15"/>
   </w:num>
-  <w:num w:numId="24">
+  <w:num w:numId="24" w16cid:durableId="2066903422">
     <w:abstractNumId w:val="18"/>
   </w:num>
-  <w:num w:numId="25">
+  <w:num w:numId="25" w16cid:durableId="1605267122">
     <w:abstractNumId w:val="24"/>
   </w:num>
-  <w:num w:numId="26">
+  <w:num w:numId="26" w16cid:durableId="1781139598">
     <w:abstractNumId w:val="27"/>
   </w:num>
-  <w:num w:numId="27">
+  <w:num w:numId="27" w16cid:durableId="2045329616">
     <w:abstractNumId w:val="9"/>
   </w:num>
-  <w:num w:numId="28">
+  <w:num w:numId="28" w16cid:durableId="1095786369">
     <w:abstractNumId w:val="33"/>
   </w:num>
-  <w:num w:numId="29">
+  <w:num w:numId="29" w16cid:durableId="443351394">
     <w:abstractNumId w:val="31"/>
   </w:num>
-  <w:num w:numId="30">
+  <w:num w:numId="30" w16cid:durableId="368067899">
     <w:abstractNumId w:val="20"/>
   </w:num>
-  <w:num w:numId="31">
+  <w:num w:numId="31" w16cid:durableId="651905208">
     <w:abstractNumId w:val="22"/>
   </w:num>
-  <w:num w:numId="32">
+  <w:num w:numId="32" w16cid:durableId="1870757780">
     <w:abstractNumId w:val="7"/>
   </w:num>
-  <w:num w:numId="33">
+  <w:num w:numId="33" w16cid:durableId="118840242">
     <w:abstractNumId w:val="1"/>
   </w:num>
-  <w:num w:numId="34">
+  <w:num w:numId="34" w16cid:durableId="1873810575">
     <w:abstractNumId w:val="30"/>
   </w:num>
-  <w:num w:numId="35">
+  <w:num w:numId="35" w16cid:durableId="1030953704">
     <w:abstractNumId w:val="32"/>
   </w:num>
   <w:numIdMacAtCleanup w:val="35"/>
@@ -16297,7 +16579,7 @@
 </file>
 
 <file path=word/styles.xml><?xml version="1.0" encoding="utf-8"?>
-<w:styles xmlns:mc="http://schemas.openxmlformats.org/markup-compatibility/2006" xmlns:r="http://schemas.openxmlformats.org/officeDocument/2006/relationships" xmlns:w="http://schemas.openxmlformats.org/wordprocessingml/2006/main" xmlns:w14="http://schemas.microsoft.com/office/word/2010/wordml" xmlns:w15="http://schemas.microsoft.com/office/word/2012/wordml" xmlns:w16cex="http://schemas.microsoft.com/office/word/2018/wordml/cex" xmlns:w16cid="http://schemas.microsoft.com/office/word/2016/wordml/cid" xmlns:w16="http://schemas.microsoft.com/office/word/2018/wordml" xmlns:w16sdtdh="http://schemas.microsoft.com/office/word/2020/wordml/sdtdatahash" xmlns:w16se="http://schemas.microsoft.com/office/word/2015/wordml/symex" mc:Ignorable="w14 w15 w16se w16cid w16 w16cex w16sdtdh">
+<w:styles xmlns:mc="http://schemas.openxmlformats.org/markup-compatibility/2006" xmlns:r="http://schemas.openxmlformats.org/officeDocument/2006/relationships" xmlns:w="http://schemas.openxmlformats.org/wordprocessingml/2006/main" xmlns:w14="http://schemas.microsoft.com/office/word/2010/wordml" xmlns:w15="http://schemas.microsoft.com/office/word/2012/wordml" xmlns:w16cex="http://schemas.microsoft.com/office/word/2018/wordml/cex" xmlns:w16cid="http://schemas.microsoft.com/office/word/2016/wordml/cid" xmlns:w16="http://schemas.microsoft.com/office/word/2018/wordml" xmlns:w16sdtdh="http://schemas.microsoft.com/office/word/2020/wordml/sdtdatahash" xmlns:w16sdtfl="http://schemas.microsoft.com/office/word/2024/wordml/sdtformatlock" xmlns:w16se="http://schemas.microsoft.com/office/word/2015/wordml/symex" xmlns:w16du="http://schemas.microsoft.com/office/word/2023/wordml/word16du" mc:Ignorable="w14 w15 w16se w16cid w16 w16cex w16sdtdh w16sdtfl w16du">
   <w:docDefaults>
     <w:rPrDefault>
       <w:rPr>
@@ -17675,7 +17957,7 @@
       <w14:ligatures w14:val="none"/>
     </w:rPr>
   </w:style>
-  <w:style w:type="character" w:styleId="Textoennegrita">
+  <w:style w:type="character" w:styleId="Fuerte">
     <w:name w:val="Strong"/>
     <w:basedOn w:val="Fuentedeprrafopredeter"/>
     <w:uiPriority w:val="22"/>
@@ -18043,15 +18325,6 @@
 </file>
 
 <file path=customXml/item1.xml><?xml version="1.0" encoding="utf-8"?>
-<?mso-contentType ?>
-<FormTemplates xmlns="http://schemas.microsoft.com/sharepoint/v3/contenttype/forms">
-  <Display>DocumentLibraryForm</Display>
-  <Edit>DocumentLibraryForm</Edit>
-  <New>DocumentLibraryForm</New>
-</FormTemplates>
-</file>
-
-<file path=customXml/item2.xml><?xml version="1.0" encoding="utf-8"?>
 <ct:contentTypeSchema xmlns:ct="http://schemas.microsoft.com/office/2006/metadata/contentType" xmlns:ma="http://schemas.microsoft.com/office/2006/metadata/properties/metaAttributes" ct:_="" ma:_="" ma:contentTypeName="Documento" ma:contentTypeID="0x0101006A81D6BD42E8DF4C91013959704817E1" ma:contentTypeVersion="15" ma:contentTypeDescription="Crear nuevo documento." ma:contentTypeScope="" ma:versionID="bf4f72ffd194f0963ff564daca6869f7">
   <xsd:schema xmlns:xsd="http://www.w3.org/2001/XMLSchema" xmlns:xs="http://www.w3.org/2001/XMLSchema" xmlns:p="http://schemas.microsoft.com/office/2006/metadata/properties" xmlns:ns2="13c90a0b-73bc-4dc0-be5f-28d77b615beb" xmlns:ns3="13c93bba-48ce-428c-bfe5-88b42c19b028" targetNamespace="http://schemas.microsoft.com/office/2006/metadata/properties" ma:root="true" ma:fieldsID="8718d6f4873a5b1392a45044efa78385" ns2:_="" ns3:_="">
     <xsd:import namespace="13c90a0b-73bc-4dc0-be5f-28d77b615beb"/>
@@ -18286,11 +18559,16 @@
 </ct:contentTypeSchema>
 </file>
 
-<file path=customXml/item3.xml><?xml version="1.0" encoding="utf-8"?>
-<b:Sources xmlns:b="http://schemas.openxmlformats.org/officeDocument/2006/bibliography" xmlns="http://schemas.openxmlformats.org/officeDocument/2006/bibliography" SelectedStyle="\APASixthEditionOfficeOnline.xsl" StyleName="APA" Version="6"/>
+<file path=customXml/item2.xml><?xml version="1.0" encoding="utf-8"?>
+<?mso-contentType ?>
+<FormTemplates xmlns="http://schemas.microsoft.com/sharepoint/v3/contenttype/forms">
+  <Display>DocumentLibraryForm</Display>
+  <Edit>DocumentLibraryForm</Edit>
+  <New>DocumentLibraryForm</New>
+</FormTemplates>
 </file>
 
-<file path=customXml/item4.xml><?xml version="1.0" encoding="utf-8"?>
+<file path=customXml/item3.xml><?xml version="1.0" encoding="utf-8"?>
 <p:properties xmlns:p="http://schemas.microsoft.com/office/2006/metadata/properties" xmlns:xsi="http://www.w3.org/2001/XMLSchema-instance" xmlns:pc="http://schemas.microsoft.com/office/infopath/2007/PartnerControls">
   <documentManagement>
     <TaxCatchAll xmlns="13c90a0b-73bc-4dc0-be5f-28d77b615beb" xsi:nil="true"/>
@@ -18301,15 +18579,11 @@
 </p:properties>
 </file>
 
-<file path=customXml/itemProps1.xml><?xml version="1.0" encoding="utf-8"?>
-<ds:datastoreItem xmlns:ds="http://schemas.openxmlformats.org/officeDocument/2006/customXml" ds:itemID="{81CBDEC1-3B00-44ED-AD36-0268077980BA}">
-  <ds:schemaRefs>
-    <ds:schemaRef ds:uri="http://schemas.microsoft.com/sharepoint/v3/contenttype/forms"/>
-  </ds:schemaRefs>
-</ds:datastoreItem>
+<file path=customXml/item4.xml><?xml version="1.0" encoding="utf-8"?>
+<b:Sources xmlns:b="http://schemas.openxmlformats.org/officeDocument/2006/bibliography" xmlns="http://schemas.openxmlformats.org/officeDocument/2006/bibliography" SelectedStyle="\APASixthEditionOfficeOnline.xsl" StyleName="APA" Version="6"/>
 </file>
 
-<file path=customXml/itemProps2.xml><?xml version="1.0" encoding="utf-8"?>
+<file path=customXml/itemProps1.xml><?xml version="1.0" encoding="utf-8"?>
 <ds:datastoreItem xmlns:ds="http://schemas.openxmlformats.org/officeDocument/2006/customXml" ds:itemID="{DFF975EB-10CD-4A6A-86C0-912DA9FCCA64}">
   <ds:schemaRefs>
     <ds:schemaRef ds:uri="http://schemas.microsoft.com/office/2006/metadata/contentType"/>
@@ -18328,15 +18602,15 @@
 </ds:datastoreItem>
 </file>
 
-<file path=customXml/itemProps3.xml><?xml version="1.0" encoding="utf-8"?>
-<ds:datastoreItem xmlns:ds="http://schemas.openxmlformats.org/officeDocument/2006/customXml" ds:itemID="{E8AB44A3-7C62-4BD2-82ED-8ABC209970FA}">
+<file path=customXml/itemProps2.xml><?xml version="1.0" encoding="utf-8"?>
+<ds:datastoreItem xmlns:ds="http://schemas.openxmlformats.org/officeDocument/2006/customXml" ds:itemID="{81CBDEC1-3B00-44ED-AD36-0268077980BA}">
   <ds:schemaRefs>
-    <ds:schemaRef ds:uri="http://schemas.openxmlformats.org/officeDocument/2006/bibliography"/>
+    <ds:schemaRef ds:uri="http://schemas.microsoft.com/sharepoint/v3/contenttype/forms"/>
   </ds:schemaRefs>
 </ds:datastoreItem>
 </file>
 
-<file path=customXml/itemProps4.xml><?xml version="1.0" encoding="utf-8"?>
+<file path=customXml/itemProps3.xml><?xml version="1.0" encoding="utf-8"?>
 <ds:datastoreItem xmlns:ds="http://schemas.openxmlformats.org/officeDocument/2006/customXml" ds:itemID="{1145D752-ACC1-45E1-AB53-0C756F67FC7F}">
   <ds:schemaRefs>
     <ds:schemaRef ds:uri="http://schemas.microsoft.com/office/2006/metadata/properties"/>
@@ -18345,4 +18619,12 @@
     <ds:schemaRef ds:uri="13c93bba-48ce-428c-bfe5-88b42c19b028"/>
   </ds:schemaRefs>
 </ds:datastoreItem>
+</file>
+
+<file path=customXml/itemProps4.xml><?xml version="1.0" encoding="utf-8"?>
+<ds:datastoreItem xmlns:ds="http://schemas.openxmlformats.org/officeDocument/2006/customXml" ds:itemID="{E8AB44A3-7C62-4BD2-82ED-8ABC209970FA}">
+  <ds:schemaRefs>
+    <ds:schemaRef ds:uri="http://schemas.openxmlformats.org/officeDocument/2006/bibliography"/>
+  </ds:schemaRefs>
+</ds:datastoreItem>
 </file>